--- a/templates/Berita Acara/TEMPLATE_Berita Acara Instalasi_Surat BAI_NO. PA.docx
+++ b/templates/Berita Acara/TEMPLATE_Berita Acara Instalasi_Surat BAI_NO. PA.docx
@@ -497,15 +497,7 @@
       </w:pPr>
       <w:r>
         <w:rPr/>
-        <w:t>Nomor Telp/HP, Emai</w:t>
-      </w:r>
-      <w:r>
-        <w:rPr/>
-        <w:t xml:space="preserve">l </w:t>
-      </w:r>
-      <w:r>
-        <w:rPr/>
-        <w:t xml:space="preserve">: ………………………………………. </w:t>
+        <w:t xml:space="preserve">Nomor Telp/HP, Email : ………………………………………. </w:t>
       </w:r>
     </w:p>
     <w:p>
@@ -838,7 +830,6 @@
   <w:p>
     <w:pPr>
       <w:pStyle w:val="normal1"/>
-      <w:pBdr/>
       <w:tabs>
         <w:tab w:val="clear" w:pos="720"/>
         <w:tab w:val="center" w:pos="4513" w:leader="none"/>
@@ -909,7 +900,6 @@
   <w:p>
     <w:pPr>
       <w:pStyle w:val="normal1"/>
-      <w:pBdr/>
       <w:tabs>
         <w:tab w:val="clear" w:pos="720"/>
         <w:tab w:val="center" w:pos="4513" w:leader="none"/>
@@ -997,6 +987,7 @@
     <w:qFormat/>
     <w:pPr>
       <w:widowControl/>
+      <w:suppressAutoHyphens w:val="true"/>
       <w:bidi w:val="0"/>
       <w:spacing w:lineRule="auto" w:line="259" w:before="0" w:after="160"/>
       <w:jc w:val="left"/>
@@ -1173,6 +1164,7 @@
     <w:qFormat/>
     <w:pPr>
       <w:widowControl/>
+      <w:suppressAutoHyphens w:val="true"/>
       <w:bidi w:val="0"/>
       <w:spacing w:lineRule="auto" w:line="259" w:before="0" w:after="160"/>
       <w:jc w:val="left"/>
